--- a/Sanket_Das_Resume_ATS.docx
+++ b/Sanket_Das_Resume_ATS.docx
@@ -34,7 +34,23 @@
         <w:spacing w:after="40"/>
       </w:pPr>
       <w:r>
-        <w:t>Pune, India  |  +91 84593 28768  |  sanketdas@live.com</w:t>
+        <w:t xml:space="preserve">Pune, </w:t>
+      </w:r>
+      <w:proofErr w:type="gramStart"/>
+      <w:r>
+        <w:t>India  |</w:t>
+      </w:r>
+      <w:proofErr w:type="gramEnd"/>
+      <w:r>
+        <w:t xml:space="preserve">  +91 84593 </w:t>
+      </w:r>
+      <w:proofErr w:type="gramStart"/>
+      <w:r>
+        <w:t>28768  |</w:t>
+      </w:r>
+      <w:proofErr w:type="gramEnd"/>
+      <w:r>
+        <w:t xml:space="preserve">  sanketdas@live.com</w:t>
       </w:r>
     </w:p>
     <w:p>
@@ -95,7 +111,7 @@
         <w:t>5</w:t>
       </w:r>
       <w:r>
-        <w:t>+ years of experience designing and shipping immersive simulations for medical, pharmaceutical, and corporate training sectors. Proven expertise delivering multiplatform XR applications in Unity and Unreal Engine for European clients including Alexion Pharma, Takeda, and Uniklinik Erlangen. Specialises in AI-integrated real-time 3D experiences, GPT-driven NPC systems, procedural scenario logic, and reusable modular XR frameworks. Award-winning background in game design with international recognition from Nasscom GDC, FICCI BAF, and Casual Connect.</w:t>
+        <w:t xml:space="preserve">+ years of experience designing and shipping immersive simulations for medical, pharmaceutical, and corporate training sectors. Proven expertise delivering multiplatform XR applications in Unity and Unreal Engine for European clients. Specialises in AI-integrated real-time 3D experiences, GPT-driven NPC systems, procedural scenario logic, and reusable modular XR frameworks. </w:t>
       </w:r>
     </w:p>
     <w:p>
@@ -121,7 +137,15 @@
         <w:spacing w:after="60"/>
       </w:pPr>
       <w:r>
-        <w:t>XR / VR / AR Development, Medical XR Simulation, Corporate Training Scenarios, Unity (C#) and Unreal Engine 5, AI NPC Integration (GPT), Meta Quest 2/3 Deployment, Modular SDK Architecture, ElevenLabs Voice AI, Multiplatform iOS / Android / PC, Procedural Scenario Logic, Cinematic Animation, Real-Time 3D Simulation</w:t>
+        <w:t xml:space="preserve">XR / VR / AR Development, Medical XR Simulation, Unity (C#) and Unreal Engine 5, AI NPC Integration (GPT), Meta Quest 2/3 Deployment, Modular SDK Architecture, </w:t>
+      </w:r>
+      <w:proofErr w:type="spellStart"/>
+      <w:r>
+        <w:t>ElevenLabs</w:t>
+      </w:r>
+      <w:proofErr w:type="spellEnd"/>
+      <w:r>
+        <w:t xml:space="preserve"> Voice AI, Multiplatform iOS / Android / PC, Procedural Scenario Logic, Cinematic Animation, Real-Time 3D Simulation</w:t>
       </w:r>
     </w:p>
     <w:p>
@@ -160,12 +184,21 @@
       <w:pPr>
         <w:spacing w:after="20"/>
       </w:pPr>
-      <w:r>
-        <w:rPr>
-          <w:b/>
-          <w:bCs/>
-        </w:rPr>
-        <w:t xml:space="preserve">onVR | Dusseldorf / Remote | </w:t>
+      <w:proofErr w:type="spellStart"/>
+      <w:r>
+        <w:rPr>
+          <w:b/>
+          <w:bCs/>
+        </w:rPr>
+        <w:t>onVR</w:t>
+      </w:r>
+      <w:proofErr w:type="spellEnd"/>
+      <w:r>
+        <w:rPr>
+          <w:b/>
+          <w:bCs/>
+        </w:rPr>
+        <w:t xml:space="preserve"> | Dusseldorf / Remote | </w:t>
       </w:r>
       <w:r>
         <w:rPr>
@@ -178,18 +211,6 @@
     </w:p>
     <w:p>
       <w:pPr>
-        <w:spacing w:after="40"/>
-      </w:pPr>
-      <w:r>
-        <w:rPr>
-          <w:i/>
-          <w:iCs/>
-        </w:rPr>
-        <w:t>Key clients: Alexion Pharma, Uniklinik Erlangen</w:t>
-      </w:r>
-    </w:p>
-    <w:p>
-      <w:pPr>
         <w:pStyle w:val="ListParagraph"/>
         <w:numPr>
           <w:ilvl w:val="0"/>
@@ -242,12 +263,21 @@
       <w:pPr>
         <w:spacing w:after="20"/>
       </w:pPr>
-      <w:r>
-        <w:rPr>
-          <w:b/>
-          <w:bCs/>
-        </w:rPr>
-        <w:t xml:space="preserve">onliveline GmbH | Cologne / Remote | </w:t>
+      <w:proofErr w:type="spellStart"/>
+      <w:r>
+        <w:rPr>
+          <w:b/>
+          <w:bCs/>
+        </w:rPr>
+        <w:t>onliveline</w:t>
+      </w:r>
+      <w:proofErr w:type="spellEnd"/>
+      <w:r>
+        <w:rPr>
+          <w:b/>
+          <w:bCs/>
+        </w:rPr>
+        <w:t xml:space="preserve"> GmbH | Cologne / Remote | </w:t>
       </w:r>
       <w:r>
         <w:rPr>
@@ -260,18 +290,6 @@
     </w:p>
     <w:p>
       <w:pPr>
-        <w:spacing w:after="40"/>
-      </w:pPr>
-      <w:r>
-        <w:rPr>
-          <w:i/>
-          <w:iCs/>
-        </w:rPr>
-        <w:t>Key clients: Alexion Pharma, Takeda, Uniklinik Erlangen</w:t>
-      </w:r>
-    </w:p>
-    <w:p>
-      <w:pPr>
         <w:pStyle w:val="ListParagraph"/>
         <w:numPr>
           <w:ilvl w:val="0"/>
@@ -303,19 +321,35 @@
         </w:numPr>
       </w:pPr>
       <w:r>
-        <w:t>Integrated ElevenLabs API for generative NPC voice acting inside VR, eliminating dependency on pre-recorded studio audio.</w:t>
-      </w:r>
-    </w:p>
-    <w:p>
-      <w:pPr>
-        <w:pStyle w:val="ListParagraph"/>
-        <w:numPr>
-          <w:ilvl w:val="0"/>
-          <w:numId w:val="2"/>
-        </w:numPr>
-      </w:pPr>
-      <w:r>
-        <w:t>Built photorealistic VR avatar NPCs using Ready Player Me SDK and Mixamo animation pipelines.</w:t>
+        <w:t xml:space="preserve">Integrated </w:t>
+      </w:r>
+      <w:proofErr w:type="spellStart"/>
+      <w:r>
+        <w:t>ElevenLabs</w:t>
+      </w:r>
+      <w:proofErr w:type="spellEnd"/>
+      <w:r>
+        <w:t xml:space="preserve"> API for generative NPC voice acting inside VR, eliminating dependency on pre-recorded studio audio.</w:t>
+      </w:r>
+    </w:p>
+    <w:p>
+      <w:pPr>
+        <w:pStyle w:val="ListParagraph"/>
+        <w:numPr>
+          <w:ilvl w:val="0"/>
+          <w:numId w:val="2"/>
+        </w:numPr>
+      </w:pPr>
+      <w:r>
+        <w:t xml:space="preserve">Built photorealistic VR avatar NPCs using Ready Player Me SDK and </w:t>
+      </w:r>
+      <w:proofErr w:type="spellStart"/>
+      <w:r>
+        <w:t>Mixamo</w:t>
+      </w:r>
+      <w:proofErr w:type="spellEnd"/>
+      <w:r>
+        <w:t xml:space="preserve"> animation pipelines.</w:t>
       </w:r>
     </w:p>
     <w:p>
@@ -348,12 +382,21 @@
       <w:pPr>
         <w:spacing w:after="20"/>
       </w:pPr>
-      <w:r>
-        <w:rPr>
-          <w:b/>
-          <w:bCs/>
-        </w:rPr>
-        <w:t xml:space="preserve">Weltenmacher GmbH | Remote | </w:t>
+      <w:proofErr w:type="spellStart"/>
+      <w:r>
+        <w:rPr>
+          <w:b/>
+          <w:bCs/>
+        </w:rPr>
+        <w:t>Weltenmacher</w:t>
+      </w:r>
+      <w:proofErr w:type="spellEnd"/>
+      <w:r>
+        <w:rPr>
+          <w:b/>
+          <w:bCs/>
+        </w:rPr>
+        <w:t xml:space="preserve"> GmbH | Remote | </w:t>
       </w:r>
       <w:r>
         <w:rPr>
@@ -443,31 +486,39 @@
         </w:numPr>
       </w:pPr>
       <w:r>
+        <w:t>Developed gamified mobile applications for an NGO to teach modern fishery techniques to farmers across India, combining instructional design with interactive 3D environments.</w:t>
+      </w:r>
+    </w:p>
+    <w:p>
+      <w:pPr>
+        <w:pStyle w:val="ListParagraph"/>
+        <w:numPr>
+          <w:ilvl w:val="0"/>
+          <w:numId w:val="2"/>
+        </w:numPr>
+      </w:pPr>
+      <w:r>
+        <w:t xml:space="preserve">Provided consulting to local studios on rapid prototyping, game design, and economy </w:t>
+      </w:r>
+      <w:proofErr w:type="gramStart"/>
+      <w:r>
+        <w:t>balancing;</w:t>
+      </w:r>
+      <w:proofErr w:type="gramEnd"/>
+      <w:r>
+        <w:t xml:space="preserve"> prototyped Facebook Instant Games in Unity.</w:t>
+      </w:r>
+    </w:p>
+    <w:p>
+      <w:pPr>
+        <w:pStyle w:val="ListParagraph"/>
+        <w:numPr>
+          <w:ilvl w:val="0"/>
+          <w:numId w:val="2"/>
+        </w:numPr>
+      </w:pPr>
+      <w:r>
         <w:lastRenderedPageBreak/>
-        <w:t>Developed gamified mobile applications for an NGO to teach modern fishery techniques to farmers across India, combining instructional design with interactive 3D environments.</w:t>
-      </w:r>
-    </w:p>
-    <w:p>
-      <w:pPr>
-        <w:pStyle w:val="ListParagraph"/>
-        <w:numPr>
-          <w:ilvl w:val="0"/>
-          <w:numId w:val="2"/>
-        </w:numPr>
-      </w:pPr>
-      <w:r>
-        <w:t>Provided consulting to local studios on rapid prototyping, game design, and economy balancing; prototyped Facebook Instant Games in Unity.</w:t>
-      </w:r>
-    </w:p>
-    <w:p>
-      <w:pPr>
-        <w:pStyle w:val="ListParagraph"/>
-        <w:numPr>
-          <w:ilvl w:val="0"/>
-          <w:numId w:val="2"/>
-        </w:numPr>
-      </w:pPr>
-      <w:r>
         <w:t>Implemented Google Analytics backend instrumentation and optimised real-time performance for mid- and low-end Android devices.</w:t>
       </w:r>
     </w:p>
@@ -494,7 +545,23 @@
           <w:b/>
           <w:bCs/>
         </w:rPr>
-        <w:t xml:space="preserve">SUTD Gamelab | Singapore | </w:t>
+        <w:t xml:space="preserve">SUTD </w:t>
+      </w:r>
+      <w:proofErr w:type="spellStart"/>
+      <w:r>
+        <w:rPr>
+          <w:b/>
+          <w:bCs/>
+        </w:rPr>
+        <w:t>Gamelab</w:t>
+      </w:r>
+      <w:proofErr w:type="spellEnd"/>
+      <w:r>
+        <w:rPr>
+          <w:b/>
+          <w:bCs/>
+        </w:rPr>
+        <w:t xml:space="preserve"> | Singapore | </w:t>
       </w:r>
       <w:r>
         <w:rPr>
@@ -666,7 +733,15 @@
         <w:t xml:space="preserve">AI and APIs: </w:t>
       </w:r>
       <w:r>
-        <w:t>OpenAI GPT API, ElevenLabs API, Ready Player Me SDK</w:t>
+        <w:t xml:space="preserve">OpenAI GPT API, </w:t>
+      </w:r>
+      <w:proofErr w:type="spellStart"/>
+      <w:r>
+        <w:t>ElevenLabs</w:t>
+      </w:r>
+      <w:proofErr w:type="spellEnd"/>
+      <w:r>
+        <w:t xml:space="preserve"> API, Ready Player Me SDK</w:t>
       </w:r>
     </w:p>
     <w:p>
@@ -681,8 +756,13 @@
         <w:t xml:space="preserve">3D and Animation: </w:t>
       </w:r>
       <w:r>
-        <w:t>Blender 3D, Unity Timeline, Mixamo</w:t>
-      </w:r>
+        <w:t xml:space="preserve">Blender 3D, Unity Timeline, </w:t>
+      </w:r>
+      <w:proofErr w:type="spellStart"/>
+      <w:r>
+        <w:t>Mixamo</w:t>
+      </w:r>
+      <w:proofErr w:type="spellEnd"/>
     </w:p>
     <w:p>
       <w:pPr>
@@ -741,7 +821,15 @@
         </w:numPr>
       </w:pPr>
       <w:r>
-        <w:t>Winner, Student Game of the Year 2016 - Nasscom GDC (NGF Award) - Proximity</w:t>
+        <w:t xml:space="preserve">Winner, Student Game of the Year 2016 - </w:t>
+      </w:r>
+      <w:proofErr w:type="spellStart"/>
+      <w:r>
+        <w:t>Nasscom</w:t>
+      </w:r>
+      <w:proofErr w:type="spellEnd"/>
+      <w:r>
+        <w:t xml:space="preserve"> GDC (NGF Award) - Proximity</w:t>
       </w:r>
     </w:p>
     <w:p>

--- a/Sanket_Das_Resume_ATS.docx
+++ b/Sanket_Das_Resume_ATS.docx
@@ -218,31 +218,79 @@
         </w:numPr>
       </w:pPr>
       <w:r>
-        <w:t>Lead cross-functional development team on a multiplatform XR warehousing simulation in Unity targeting Meta Quest, iOS, and Android simultaneously.</w:t>
-      </w:r>
-    </w:p>
-    <w:p>
-      <w:pPr>
-        <w:pStyle w:val="ListParagraph"/>
-        <w:numPr>
-          <w:ilvl w:val="0"/>
-          <w:numId w:val="2"/>
-        </w:numPr>
-      </w:pPr>
-      <w:r>
-        <w:t>Architected a modular Unity Package Manager (UPM) system of reusable multi-platform components to accelerate delivery across client projects.</w:t>
-      </w:r>
-    </w:p>
-    <w:p>
-      <w:pPr>
-        <w:pStyle w:val="ListParagraph"/>
-        <w:numPr>
-          <w:ilvl w:val="0"/>
-          <w:numId w:val="2"/>
-        </w:numPr>
-      </w:pPr>
-      <w:r>
-        <w:t>Built a GDD-to-JSON flow-control pipeline that reads a Game Design Document, converts it to a structured schema, and auto-wires a pre-built mechanics library, reducing time from concept to playable build from weeks to hours.</w:t>
+        <w:t>Lead</w:t>
+      </w:r>
+      <w:r>
+        <w:t>ing a</w:t>
+      </w:r>
+      <w:r>
+        <w:t xml:space="preserve"> cross-functional development team on a multiplatform XR</w:t>
+      </w:r>
+      <w:r>
+        <w:t>/Mobile component</w:t>
+      </w:r>
+      <w:r>
+        <w:t xml:space="preserve"> </w:t>
+      </w:r>
+      <w:r>
+        <w:t>warehousing solution</w:t>
+      </w:r>
+      <w:r>
+        <w:t xml:space="preserve"> in Unity targeting Meta Quest, iOS, and Android simultaneously.</w:t>
+      </w:r>
+    </w:p>
+    <w:p>
+      <w:pPr>
+        <w:pStyle w:val="ListParagraph"/>
+        <w:numPr>
+          <w:ilvl w:val="0"/>
+          <w:numId w:val="2"/>
+        </w:numPr>
+      </w:pPr>
+      <w:r>
+        <w:t>Architect</w:t>
+      </w:r>
+      <w:r>
+        <w:t>ing</w:t>
+      </w:r>
+      <w:r>
+        <w:t xml:space="preserve"> a modular Unity Package Manager (UPM) system of reusable multi-platform components to accelerate delivery across client projects.</w:t>
+      </w:r>
+    </w:p>
+    <w:p>
+      <w:pPr>
+        <w:pStyle w:val="ListParagraph"/>
+        <w:numPr>
+          <w:ilvl w:val="0"/>
+          <w:numId w:val="2"/>
+        </w:numPr>
+      </w:pPr>
+      <w:r>
+        <w:t xml:space="preserve">Built a </w:t>
+      </w:r>
+      <w:r>
+        <w:t xml:space="preserve">GDD </w:t>
+      </w:r>
+      <w:r>
+        <w:t>-</w:t>
+      </w:r>
+      <w:r>
+        <w:t xml:space="preserve"> </w:t>
+      </w:r>
+      <w:r>
+        <w:t>to</w:t>
+      </w:r>
+      <w:r>
+        <w:t xml:space="preserve"> - LLM – flow - controller graph</w:t>
+      </w:r>
+      <w:r>
+        <w:t xml:space="preserve"> pipeline that reads a Game Design Document, converts it to a </w:t>
+      </w:r>
+      <w:r>
+        <w:t>flow graph</w:t>
+      </w:r>
+      <w:r>
+        <w:t xml:space="preserve"> and auto-wires a pre-built mechanics library, reducing time from concept to playable build from weeks to hours.</w:t>
       </w:r>
     </w:p>
     <w:p>
